--- a/BIBLIOTECA WEB DE JUEGOS FLASH.docx
+++ b/BIBLIOTECA WEB DE JUEGOS FLASH.docx
@@ -6,6 +6,7 @@
       <w:pPr>
         <w:jc w:val="center"/>
         <w:rPr>
+          <w:rFonts w:ascii="Times New Roman" w:hAnsi="Times New Roman" w:cs="Times New Roman"/>
           <w:color w:val="000000" w:themeColor="text1"/>
           <w:sz w:val="32"/>
           <w:szCs w:val="32"/>
@@ -14,6 +15,7 @@
       </w:pPr>
       <w:r>
         <w:rPr>
+          <w:rFonts w:ascii="Times New Roman" w:hAnsi="Times New Roman" w:cs="Times New Roman"/>
           <w:color w:val="000000" w:themeColor="text1"/>
           <w:sz w:val="32"/>
           <w:szCs w:val="32"/>
@@ -26,6 +28,7 @@
       <w:pPr>
         <w:jc w:val="center"/>
         <w:rPr>
+          <w:rFonts w:ascii="Times New Roman" w:hAnsi="Times New Roman" w:cs="Times New Roman"/>
           <w:color w:val="EE0000"/>
           <w:sz w:val="32"/>
           <w:szCs w:val="32"/>
@@ -37,6 +40,7 @@
       <w:pPr>
         <w:jc w:val="center"/>
         <w:rPr>
+          <w:rFonts w:ascii="Times New Roman" w:hAnsi="Times New Roman" w:cs="Times New Roman"/>
           <w:color w:val="EE0000"/>
           <w:sz w:val="32"/>
           <w:szCs w:val="32"/>
@@ -47,11 +51,13 @@
     <w:p>
       <w:pPr>
         <w:rPr>
+          <w:rFonts w:ascii="Times New Roman" w:hAnsi="Times New Roman" w:cs="Times New Roman"/>
           <w:color w:val="EE0000"/>
         </w:rPr>
       </w:pPr>
       <w:r>
         <w:rPr>
+          <w:rFonts w:ascii="Times New Roman" w:hAnsi="Times New Roman" w:cs="Times New Roman"/>
           <w:b/>
           <w:bCs/>
           <w:color w:val="000000" w:themeColor="text1"/>
@@ -60,6 +66,7 @@
       </w:r>
       <w:r>
         <w:rPr>
+          <w:rFonts w:ascii="Times New Roman" w:hAnsi="Times New Roman" w:cs="Times New Roman"/>
           <w:color w:val="000000" w:themeColor="text1"/>
         </w:rPr>
         <w:t xml:space="preserve"> </w:t>
@@ -68,24 +75,21 @@
     <w:p>
       <w:pPr>
         <w:rPr>
+          <w:rFonts w:ascii="Times New Roman" w:hAnsi="Times New Roman" w:cs="Times New Roman"/>
           <w:color w:val="EE0000"/>
         </w:rPr>
       </w:pPr>
       <w:r>
-        <w:t xml:space="preserve">Una página de juegos </w:t>
-      </w:r>
-      <w:proofErr w:type="gramStart"/>
-      <w:r>
-        <w:t>flash</w:t>
-      </w:r>
-      <w:proofErr w:type="gramEnd"/>
-      <w:r>
-        <w:t xml:space="preserve"> soluciona el problema del acceso fácil y rápido al entretenimiento digital sin la necesidad de instalar software o comprar consolas.  Permite a los usuarios jugar una variedad de títulos directamente en su navegador web, ofreciendo una experiencia de juego casual y accesible</w:t>
-      </w:r>
-    </w:p>
-    <w:p>
-      <w:pPr>
-        <w:rPr>
+        <w:rPr>
+          <w:rFonts w:ascii="Times New Roman" w:hAnsi="Times New Roman" w:cs="Times New Roman"/>
+        </w:rPr>
+        <w:t>Una página de juegos flash soluciona el problema del acceso fácil y rápido al entretenimiento digital sin la necesidad de instalar software o comprar consolas.  Permite a los usuarios jugar una variedad de títulos directamente en su navegador web, ofreciendo una experiencia de juego casual y accesible</w:t>
+      </w:r>
+    </w:p>
+    <w:p>
+      <w:pPr>
+        <w:rPr>
+          <w:rFonts w:ascii="Times New Roman" w:hAnsi="Times New Roman" w:cs="Times New Roman"/>
           <w:color w:val="EE0000"/>
         </w:rPr>
       </w:pPr>
@@ -93,6 +97,7 @@
     <w:p>
       <w:pPr>
         <w:rPr>
+          <w:rFonts w:ascii="Times New Roman" w:hAnsi="Times New Roman" w:cs="Times New Roman"/>
           <w:b/>
           <w:bCs/>
           <w:color w:val="000000" w:themeColor="text1"/>
@@ -100,6 +105,7 @@
       </w:pPr>
       <w:r>
         <w:rPr>
+          <w:rFonts w:ascii="Times New Roman" w:hAnsi="Times New Roman" w:cs="Times New Roman"/>
           <w:b/>
           <w:bCs/>
           <w:color w:val="000000" w:themeColor="text1"/>
@@ -108,28 +114,36 @@
       </w:r>
     </w:p>
     <w:p>
-      <w:r>
-        <w:t xml:space="preserve">Desarrollar una página web funcional de juegos </w:t>
-      </w:r>
-      <w:proofErr w:type="gramStart"/>
-      <w:r>
-        <w:t>flash</w:t>
-      </w:r>
-      <w:proofErr w:type="gramEnd"/>
-      <w:r>
-        <w:t xml:space="preserve"> que sirva como portafolio digital, demostrando las habilidades básicas de desarrollo web (HTML, CSS, JavaScript) y la capacidad de integrar contenido interactivo de terceros, cumpliendo con los requisitos del curso.</w:t>
-      </w:r>
-    </w:p>
-    <w:p/>
-    <w:p>
-      <w:pPr>
-        <w:rPr>
-          <w:b/>
-          <w:bCs/>
-        </w:rPr>
-      </w:pPr>
-      <w:r>
-        <w:rPr>
+      <w:pPr>
+        <w:rPr>
+          <w:rFonts w:ascii="Times New Roman" w:hAnsi="Times New Roman" w:cs="Times New Roman"/>
+        </w:rPr>
+      </w:pPr>
+      <w:r>
+        <w:rPr>
+          <w:rFonts w:ascii="Times New Roman" w:hAnsi="Times New Roman" w:cs="Times New Roman"/>
+        </w:rPr>
+        <w:t>Desarrollar una página web funcional de juegos flash que sirva como portafolio digital, demostrando las habilidades básicas de desarrollo web (HTML, CSS, JavaScript) y la capacidad de integrar contenido interactivo de terceros, cumpliendo con los requisitos del curso.</w:t>
+      </w:r>
+    </w:p>
+    <w:p>
+      <w:pPr>
+        <w:rPr>
+          <w:rFonts w:ascii="Times New Roman" w:hAnsi="Times New Roman" w:cs="Times New Roman"/>
+        </w:rPr>
+      </w:pPr>
+    </w:p>
+    <w:p>
+      <w:pPr>
+        <w:rPr>
+          <w:rFonts w:ascii="Times New Roman" w:hAnsi="Times New Roman" w:cs="Times New Roman"/>
+          <w:b/>
+          <w:bCs/>
+        </w:rPr>
+      </w:pPr>
+      <w:r>
+        <w:rPr>
+          <w:rFonts w:ascii="Times New Roman" w:hAnsi="Times New Roman" w:cs="Times New Roman"/>
           <w:b/>
           <w:bCs/>
         </w:rPr>
@@ -143,22 +157,26 @@
           <w:ilvl w:val="0"/>
           <w:numId w:val="7"/>
         </w:numPr>
-      </w:pPr>
-      <w:r>
-        <w:t xml:space="preserve">Analizar el dominio de los juegos </w:t>
-      </w:r>
-      <w:proofErr w:type="gramStart"/>
-      <w:r>
-        <w:t>flash</w:t>
-      </w:r>
-      <w:proofErr w:type="gramEnd"/>
-      <w:r>
-        <w:t xml:space="preserve"> para identificar sus características principales y, a partir de ello, definir los requisitos funcionales y no funcionales </w:t>
-      </w:r>
-      <w:r>
+        <w:rPr>
+          <w:rFonts w:ascii="Times New Roman" w:hAnsi="Times New Roman" w:cs="Times New Roman"/>
+        </w:rPr>
+      </w:pPr>
+      <w:r>
+        <w:rPr>
+          <w:rFonts w:ascii="Times New Roman" w:hAnsi="Times New Roman" w:cs="Times New Roman"/>
+        </w:rPr>
+        <w:t xml:space="preserve">Analizar el dominio de los juegos flash para identificar sus características principales y, a partir de ello, definir los requisitos funcionales y no funcionales </w:t>
+      </w:r>
+      <w:r>
+        <w:rPr>
+          <w:rFonts w:ascii="Times New Roman" w:hAnsi="Times New Roman" w:cs="Times New Roman"/>
+        </w:rPr>
         <w:t xml:space="preserve">y de información </w:t>
       </w:r>
       <w:r>
+        <w:rPr>
+          <w:rFonts w:ascii="Times New Roman" w:hAnsi="Times New Roman" w:cs="Times New Roman"/>
+        </w:rPr>
         <w:t>que debe cumplir la biblioteca web.</w:t>
       </w:r>
     </w:p>
@@ -168,12 +186,21 @@
           <w:ilvl w:val="0"/>
           <w:numId w:val="1"/>
         </w:numPr>
-      </w:pPr>
-      <w:r>
+        <w:rPr>
+          <w:rFonts w:ascii="Times New Roman" w:hAnsi="Times New Roman" w:cs="Times New Roman"/>
+        </w:rPr>
+      </w:pPr>
+      <w:r>
+        <w:rPr>
+          <w:rFonts w:ascii="Times New Roman" w:hAnsi="Times New Roman" w:cs="Times New Roman"/>
+        </w:rPr>
         <w:t xml:space="preserve"> </w:t>
       </w:r>
       <w:r>
-        <w:t>Diseñar y construir una interfaz de usuario simple, intuitiva y visualmente atractiva que facilite la navegación y el acceso a los juegos, implementando la estructura de la página con HTML, aplicando estilos con CSS para el diseño visual y utilizando JavaScript para funcionalidades interactivas (como menús desplegables o efectos al pasar el cursor).</w:t>
+        <w:rPr>
+          <w:rFonts w:ascii="Times New Roman" w:hAnsi="Times New Roman" w:cs="Times New Roman"/>
+        </w:rPr>
+        <w:t>Diseñar y construir una interfaz de usuario simple, intuitiva y visualmente atractiva que facilite la navegación y el acceso a los juegos, implementando la estructura de la página con HTML, aplicando estilos con CSS para el diseño visual y utilizando JavaScript para funcionalidades interactivas.</w:t>
       </w:r>
     </w:p>
     <w:p>
@@ -182,47 +209,71 @@
           <w:ilvl w:val="0"/>
           <w:numId w:val="1"/>
         </w:numPr>
-      </w:pPr>
-      <w:r>
+        <w:rPr>
+          <w:rFonts w:ascii="Times New Roman" w:hAnsi="Times New Roman" w:cs="Times New Roman"/>
+        </w:rPr>
+      </w:pPr>
+      <w:r>
+        <w:rPr>
+          <w:rFonts w:ascii="Times New Roman" w:hAnsi="Times New Roman" w:cs="Times New Roman"/>
+        </w:rPr>
         <w:t xml:space="preserve">Integrar al menos cinco juegos </w:t>
       </w:r>
-      <w:proofErr w:type="gramStart"/>
-      <w:r>
-        <w:t>flash</w:t>
-      </w:r>
-      <w:proofErr w:type="gramEnd"/>
-      <w:r>
-        <w:t xml:space="preserve"> que</w:t>
-      </w:r>
-      <w:r>
+      <w:r>
+        <w:rPr>
+          <w:rFonts w:ascii="Times New Roman" w:hAnsi="Times New Roman" w:cs="Times New Roman"/>
+        </w:rPr>
+        <w:t>flash que</w:t>
+      </w:r>
+      <w:r>
+        <w:rPr>
+          <w:rFonts w:ascii="Times New Roman" w:hAnsi="Times New Roman" w:cs="Times New Roman"/>
+        </w:rPr>
         <w:t xml:space="preserve"> sean accesibles desde la página principal o a través de enlaces directos. Asegurarse de que los juegos se muestren correctamente y se puedan jugar en la página.</w:t>
       </w:r>
     </w:p>
-    <w:p/>
-    <w:p>
-      <w:pPr>
-        <w:rPr>
-          <w:b/>
-          <w:bCs/>
-        </w:rPr>
-      </w:pPr>
-      <w:r>
-        <w:rPr>
-          <w:b/>
-          <w:bCs/>
-        </w:rPr>
+    <w:p>
+      <w:pPr>
+        <w:rPr>
+          <w:rFonts w:ascii="Times New Roman" w:hAnsi="Times New Roman" w:cs="Times New Roman"/>
+        </w:rPr>
+      </w:pPr>
+      <w:r>
+        <w:rPr>
+          <w:rFonts w:ascii="Times New Roman" w:hAnsi="Times New Roman" w:cs="Times New Roman"/>
+        </w:rPr>
+        <w:br w:type="page"/>
+      </w:r>
+    </w:p>
+    <w:p>
+      <w:pPr>
+        <w:rPr>
+          <w:rFonts w:ascii="Times New Roman" w:hAnsi="Times New Roman" w:cs="Times New Roman"/>
+          <w:b/>
+          <w:bCs/>
+        </w:rPr>
+      </w:pPr>
+      <w:r>
+        <w:rPr>
+          <w:rFonts w:ascii="Times New Roman" w:hAnsi="Times New Roman" w:cs="Times New Roman"/>
+          <w:b/>
+          <w:bCs/>
+        </w:rPr>
+        <w:lastRenderedPageBreak/>
         <w:t>Análisis del Entorno</w:t>
       </w:r>
     </w:p>
     <w:p>
       <w:pPr>
         <w:rPr>
-          <w:b/>
-          <w:bCs/>
-        </w:rPr>
-      </w:pPr>
-      <w:r>
-        <w:rPr>
+          <w:rFonts w:ascii="Times New Roman" w:hAnsi="Times New Roman" w:cs="Times New Roman"/>
+          <w:b/>
+          <w:bCs/>
+        </w:rPr>
+      </w:pPr>
+      <w:r>
+        <w:rPr>
+          <w:rFonts w:ascii="Times New Roman" w:hAnsi="Times New Roman" w:cs="Times New Roman"/>
           <w:b/>
           <w:bCs/>
         </w:rPr>
@@ -232,6 +283,226 @@
     <w:p>
       <w:pPr>
         <w:rPr>
+          <w:rFonts w:ascii="Times New Roman" w:hAnsi="Times New Roman" w:cs="Times New Roman"/>
+          <w:b/>
+          <w:bCs/>
+        </w:rPr>
+      </w:pPr>
+      <w:r>
+        <w:rPr>
+          <w:rFonts w:ascii="Times New Roman" w:hAnsi="Times New Roman" w:cs="Times New Roman"/>
+          <w:b/>
+          <w:bCs/>
+        </w:rPr>
+        <w:t>Recursos y Habilidades</w:t>
+      </w:r>
+    </w:p>
+    <w:p>
+      <w:pPr>
+        <w:rPr>
+          <w:rFonts w:ascii="Times New Roman" w:hAnsi="Times New Roman" w:cs="Times New Roman"/>
+        </w:rPr>
+      </w:pPr>
+      <w:r>
+        <w:rPr>
+          <w:rFonts w:ascii="Times New Roman" w:hAnsi="Times New Roman" w:cs="Times New Roman"/>
+        </w:rPr>
+        <w:t>Conocemos los conceptos básicos de HTML, CSS y JavaScript, y nuestro objetivo es aplicar y reforzar estas habilidades. No necesitamos tecnologías avanzadas, lo que simplifica bastante el desarrollo.</w:t>
+      </w:r>
+    </w:p>
+    <w:p>
+      <w:pPr>
+        <w:rPr>
+          <w:rFonts w:ascii="Times New Roman" w:hAnsi="Times New Roman" w:cs="Times New Roman"/>
+        </w:rPr>
+      </w:pPr>
+    </w:p>
+    <w:p>
+      <w:pPr>
+        <w:rPr>
+          <w:rFonts w:ascii="Times New Roman" w:hAnsi="Times New Roman" w:cs="Times New Roman"/>
+          <w:b/>
+          <w:bCs/>
+        </w:rPr>
+      </w:pPr>
+      <w:r>
+        <w:rPr>
+          <w:rFonts w:ascii="Times New Roman" w:hAnsi="Times New Roman" w:cs="Times New Roman"/>
+          <w:b/>
+          <w:bCs/>
+        </w:rPr>
+        <w:t>Limitaciones del Proyecto</w:t>
+      </w:r>
+    </w:p>
+    <w:p>
+      <w:pPr>
+        <w:rPr>
+          <w:rFonts w:ascii="Times New Roman" w:hAnsi="Times New Roman" w:cs="Times New Roman"/>
+        </w:rPr>
+      </w:pPr>
+      <w:r>
+        <w:rPr>
+          <w:rFonts w:ascii="Times New Roman" w:hAnsi="Times New Roman" w:cs="Times New Roman"/>
+        </w:rPr>
+        <w:t>El principal desafío es que la tecnología Flash ya es obsoleta. Los navegadores modernos no la soportan de forma nativa. Esto significa que necesitamos una solución alternativa, como un emulador. Consideraremos usar bibliotecas como Ruffle.js, que nos permite ejecutar archivos .</w:t>
+      </w:r>
+      <w:proofErr w:type="spellStart"/>
+      <w:r>
+        <w:rPr>
+          <w:rFonts w:ascii="Times New Roman" w:hAnsi="Times New Roman" w:cs="Times New Roman"/>
+        </w:rPr>
+        <w:t>swf</w:t>
+      </w:r>
+      <w:proofErr w:type="spellEnd"/>
+      <w:r>
+        <w:rPr>
+          <w:rFonts w:ascii="Times New Roman" w:hAnsi="Times New Roman" w:cs="Times New Roman"/>
+        </w:rPr>
+        <w:t xml:space="preserve"> en navegadores actuales sin necesidad de complementos externos.</w:t>
+      </w:r>
+    </w:p>
+    <w:p>
+      <w:pPr>
+        <w:rPr>
+          <w:rFonts w:ascii="Times New Roman" w:hAnsi="Times New Roman" w:cs="Times New Roman"/>
+        </w:rPr>
+      </w:pPr>
+    </w:p>
+    <w:p>
+      <w:pPr>
+        <w:rPr>
+          <w:rFonts w:ascii="Times New Roman" w:hAnsi="Times New Roman" w:cs="Times New Roman"/>
+          <w:b/>
+          <w:bCs/>
+        </w:rPr>
+      </w:pPr>
+      <w:r>
+        <w:rPr>
+          <w:rFonts w:ascii="Times New Roman" w:hAnsi="Times New Roman" w:cs="Times New Roman"/>
+          <w:b/>
+          <w:bCs/>
+        </w:rPr>
+        <w:t>Público Objetivo</w:t>
+      </w:r>
+    </w:p>
+    <w:p>
+      <w:pPr>
+        <w:rPr>
+          <w:rFonts w:ascii="Times New Roman" w:hAnsi="Times New Roman" w:cs="Times New Roman"/>
+        </w:rPr>
+      </w:pPr>
+      <w:r>
+        <w:rPr>
+          <w:rFonts w:ascii="Times New Roman" w:hAnsi="Times New Roman" w:cs="Times New Roman"/>
+        </w:rPr>
+        <w:t>Nuestro público principal es el profesor y, posiblemente, nuestros compañeros. La prioridad es demostrar que la funcionalidad técnica funciona y que cumplimos con los objetivos. El diseño y la experiencia de usuario deben ser claros y directos.</w:t>
+      </w:r>
+    </w:p>
+    <w:p>
+      <w:pPr>
+        <w:rPr>
+          <w:rFonts w:ascii="Times New Roman" w:hAnsi="Times New Roman" w:cs="Times New Roman"/>
+        </w:rPr>
+      </w:pPr>
+    </w:p>
+    <w:p>
+      <w:pPr>
+        <w:rPr>
+          <w:rFonts w:ascii="Times New Roman" w:hAnsi="Times New Roman" w:cs="Times New Roman"/>
+          <w:b/>
+          <w:bCs/>
+        </w:rPr>
+      </w:pPr>
+      <w:r>
+        <w:rPr>
+          <w:rFonts w:ascii="Times New Roman" w:hAnsi="Times New Roman" w:cs="Times New Roman"/>
+          <w:b/>
+          <w:bCs/>
+        </w:rPr>
+        <w:t>Entorno Externo</w:t>
+      </w:r>
+    </w:p>
+    <w:p>
+      <w:pPr>
+        <w:rPr>
+          <w:rFonts w:ascii="Times New Roman" w:hAnsi="Times New Roman" w:cs="Times New Roman"/>
+          <w:b/>
+          <w:bCs/>
+        </w:rPr>
+      </w:pPr>
+      <w:r>
+        <w:rPr>
+          <w:rFonts w:ascii="Times New Roman" w:hAnsi="Times New Roman" w:cs="Times New Roman"/>
+          <w:b/>
+          <w:bCs/>
+        </w:rPr>
+        <w:t>Tecnología y Mercado</w:t>
+      </w:r>
+    </w:p>
+    <w:p>
+      <w:pPr>
+        <w:rPr>
+          <w:rFonts w:ascii="Times New Roman" w:hAnsi="Times New Roman" w:cs="Times New Roman"/>
+        </w:rPr>
+      </w:pPr>
+      <w:r>
+        <w:rPr>
+          <w:rFonts w:ascii="Times New Roman" w:hAnsi="Times New Roman" w:cs="Times New Roman"/>
+        </w:rPr>
+        <w:t>La tecnología Flash ha sido descontinuada. Esto es un punto crítico que debemos tener en cuenta para el proyecto. Usar un emulador como Ruffle.js es fundamental para que la página sea funcional. Este es un punto que podemos destacar en nuestra presentación, para mostrar que investigamos y encontramos una solución a una limitación tecnológica.</w:t>
+      </w:r>
+    </w:p>
+    <w:p>
+      <w:pPr>
+        <w:rPr>
+          <w:b/>
+          <w:bCs/>
+        </w:rPr>
+      </w:pPr>
+    </w:p>
+    <w:p>
+      <w:pPr>
+        <w:rPr>
+          <w:b/>
+          <w:bCs/>
+        </w:rPr>
+      </w:pPr>
+    </w:p>
+    <w:p>
+      <w:pPr>
+        <w:rPr>
+          <w:b/>
+          <w:bCs/>
+        </w:rPr>
+      </w:pPr>
+    </w:p>
+    <w:p>
+      <w:pPr>
+        <w:rPr>
+          <w:b/>
+          <w:bCs/>
+        </w:rPr>
+      </w:pPr>
+    </w:p>
+    <w:p>
+      <w:pPr>
+        <w:rPr>
+          <w:b/>
+          <w:bCs/>
+        </w:rPr>
+      </w:pPr>
+    </w:p>
+    <w:p>
+      <w:pPr>
+        <w:rPr>
+          <w:b/>
+          <w:bCs/>
+        </w:rPr>
+      </w:pPr>
+    </w:p>
+    <w:p>
+      <w:pPr>
+        <w:rPr>
           <w:b/>
           <w:bCs/>
         </w:rPr>
@@ -242,168 +513,6 @@
           <w:bCs/>
         </w:rPr>
         <w:lastRenderedPageBreak/>
-        <w:t>Recursos y Habilidades</w:t>
-      </w:r>
-    </w:p>
-    <w:p>
-      <w:r>
-        <w:t>Conocemos los conceptos básicos de HTML, CSS y JavaScript, y nuestro objetivo es aplicar y reforzar estas habilidades. No necesitamos tecnologías avanzadas, lo que simplifica bastante el desarrollo.</w:t>
-      </w:r>
-    </w:p>
-    <w:p/>
-    <w:p>
-      <w:pPr>
-        <w:rPr>
-          <w:b/>
-          <w:bCs/>
-        </w:rPr>
-      </w:pPr>
-      <w:r>
-        <w:rPr>
-          <w:b/>
-          <w:bCs/>
-        </w:rPr>
-        <w:t>Limitaciones del Proyecto</w:t>
-      </w:r>
-    </w:p>
-    <w:p>
-      <w:r>
-        <w:t>El principal desafío es que la tecnología Flash ya es obsoleta. Los navegadores modernos no la soportan de forma nativa. Esto significa que necesitamos una solución alternativa, como un emulador. Consideraremos usar bibliotecas como Ruffle.js, que nos permite ejecutar archivos .</w:t>
-      </w:r>
-      <w:proofErr w:type="spellStart"/>
-      <w:r>
-        <w:t>swf</w:t>
-      </w:r>
-      <w:proofErr w:type="spellEnd"/>
-      <w:r>
-        <w:t xml:space="preserve"> en navegadores actuales sin necesidad de complementos externos.</w:t>
-      </w:r>
-    </w:p>
-    <w:p/>
-    <w:p>
-      <w:pPr>
-        <w:rPr>
-          <w:b/>
-          <w:bCs/>
-        </w:rPr>
-      </w:pPr>
-      <w:r>
-        <w:rPr>
-          <w:b/>
-          <w:bCs/>
-        </w:rPr>
-        <w:t>Público Objetivo</w:t>
-      </w:r>
-    </w:p>
-    <w:p>
-      <w:r>
-        <w:t>Nuestro público principal es el profesor y, posiblemente, nuestros compañeros. La prioridad es demostrar que la funcionalidad técnica funciona y que cumplimos con los objetivos. El diseño y la experiencia de usuario deben ser claros y directos.</w:t>
-      </w:r>
-    </w:p>
-    <w:p/>
-    <w:p>
-      <w:pPr>
-        <w:rPr>
-          <w:b/>
-          <w:bCs/>
-        </w:rPr>
-      </w:pPr>
-      <w:r>
-        <w:rPr>
-          <w:b/>
-          <w:bCs/>
-        </w:rPr>
-        <w:t>Entorno Externo</w:t>
-      </w:r>
-    </w:p>
-    <w:p>
-      <w:pPr>
-        <w:rPr>
-          <w:b/>
-          <w:bCs/>
-        </w:rPr>
-      </w:pPr>
-      <w:r>
-        <w:rPr>
-          <w:b/>
-          <w:bCs/>
-        </w:rPr>
-        <w:t>Tecnología y Mercado</w:t>
-      </w:r>
-    </w:p>
-    <w:p>
-      <w:r>
-        <w:t>La tecnología Flash ha sido descontinuada. Esto es un punto crítico que debemos tener en cuenta para el proyecto. Usar un emulador como Ruffle.js es fundamental para que la página sea funcional. Este es un punto que podemos destacar en nuestra presentación, para mostrar que investigamos y encontramos una solución a una limitación tecnológica.</w:t>
-      </w:r>
-    </w:p>
-    <w:p>
-      <w:pPr>
-        <w:rPr>
-          <w:b/>
-          <w:bCs/>
-        </w:rPr>
-      </w:pPr>
-    </w:p>
-    <w:p>
-      <w:pPr>
-        <w:rPr>
-          <w:b/>
-          <w:bCs/>
-        </w:rPr>
-      </w:pPr>
-    </w:p>
-    <w:p>
-      <w:pPr>
-        <w:rPr>
-          <w:b/>
-          <w:bCs/>
-        </w:rPr>
-      </w:pPr>
-    </w:p>
-    <w:p>
-      <w:pPr>
-        <w:rPr>
-          <w:b/>
-          <w:bCs/>
-        </w:rPr>
-      </w:pPr>
-    </w:p>
-    <w:p>
-      <w:pPr>
-        <w:rPr>
-          <w:b/>
-          <w:bCs/>
-        </w:rPr>
-      </w:pPr>
-    </w:p>
-    <w:p>
-      <w:pPr>
-        <w:rPr>
-          <w:b/>
-          <w:bCs/>
-        </w:rPr>
-      </w:pPr>
-    </w:p>
-    <w:p>
-      <w:pPr>
-        <w:rPr>
-          <w:b/>
-          <w:bCs/>
-        </w:rPr>
-      </w:pPr>
-    </w:p>
-    <w:p>
-      <w:pPr>
-        <w:rPr>
-          <w:b/>
-          <w:bCs/>
-        </w:rPr>
-      </w:pPr>
-      <w:r>
-        <w:rPr>
-          <w:b/>
-          <w:bCs/>
-        </w:rPr>
         <w:t>Dominio</w:t>
       </w:r>
       <w:r>
@@ -511,36 +620,38 @@
     </w:p>
     <w:p/>
     <w:p>
-      <w:r>
-        <w:t>La página tiene un diseño minimalista que resulta agradable a la vista y fácil de usar, lo que hace que escoger un juego sea rápido e intuitivo. Los íconos y las vistas previas son claras</w:t>
-      </w:r>
-      <w:r>
-        <w:t xml:space="preserve">, </w:t>
-      </w:r>
-      <w:r>
-        <w:t>mostrando de inmediato el estilo de cada juego y dando una idea de qué trata</w:t>
-      </w:r>
-      <w:r>
-        <w:t>.</w:t>
-      </w:r>
-    </w:p>
-    <w:p>
-      <w:pPr>
-        <w:rPr>
-          <w:b/>
-          <w:bCs/>
-        </w:rPr>
-      </w:pPr>
-    </w:p>
-    <w:p>
-      <w:pPr>
-        <w:rPr>
-          <w:b/>
-          <w:bCs/>
-        </w:rPr>
-      </w:pPr>
-      <w:r>
-        <w:rPr>
+      <w:pPr>
+        <w:rPr>
+          <w:rFonts w:ascii="Times New Roman" w:hAnsi="Times New Roman" w:cs="Times New Roman"/>
+        </w:rPr>
+      </w:pPr>
+      <w:r>
+        <w:rPr>
+          <w:rFonts w:ascii="Times New Roman" w:hAnsi="Times New Roman" w:cs="Times New Roman"/>
+        </w:rPr>
+        <w:t>La página tiene un diseño minimalista que resulta agradable a la vista y fácil de usar, lo que hace que escoger un juego sea rápido e intuitivo. Los íconos y las vistas previas son claras, mostrando de inmediato el estilo de cada juego y dando una idea de qué trata.</w:t>
+      </w:r>
+    </w:p>
+    <w:p>
+      <w:pPr>
+        <w:rPr>
+          <w:rFonts w:ascii="Times New Roman" w:hAnsi="Times New Roman" w:cs="Times New Roman"/>
+          <w:b/>
+          <w:bCs/>
+        </w:rPr>
+      </w:pPr>
+    </w:p>
+    <w:p>
+      <w:pPr>
+        <w:rPr>
+          <w:rFonts w:ascii="Times New Roman" w:hAnsi="Times New Roman" w:cs="Times New Roman"/>
+          <w:b/>
+          <w:bCs/>
+        </w:rPr>
+      </w:pPr>
+      <w:r>
+        <w:rPr>
+          <w:rFonts w:ascii="Times New Roman" w:hAnsi="Times New Roman" w:cs="Times New Roman"/>
           <w:b/>
           <w:bCs/>
         </w:rPr>
@@ -548,19 +659,30 @@
       </w:r>
     </w:p>
     <w:p>
-      <w:r>
+      <w:pPr>
+        <w:rPr>
+          <w:rFonts w:ascii="Times New Roman" w:hAnsi="Times New Roman" w:cs="Times New Roman"/>
+        </w:rPr>
+      </w:pPr>
+      <w:r>
+        <w:rPr>
+          <w:rFonts w:ascii="Times New Roman" w:hAnsi="Times New Roman" w:cs="Times New Roman"/>
+        </w:rPr>
         <w:t xml:space="preserve">En la interfaz las </w:t>
       </w:r>
       <w:proofErr w:type="spellStart"/>
       <w:r>
+        <w:rPr>
+          <w:rFonts w:ascii="Times New Roman" w:hAnsi="Times New Roman" w:cs="Times New Roman"/>
+        </w:rPr>
         <w:t>cards</w:t>
       </w:r>
       <w:proofErr w:type="spellEnd"/>
       <w:r>
-        <w:t xml:space="preserve"> de los juegos son demasiado grandes y ocupan mucho espacio, lo que hace que la navegación no sea cómoda. Además, no son responsivas, por lo que en diferentes tamaños de pantalla la experiencia pierde calidad y se siente poco práctica</w:t>
-      </w:r>
-      <w:r>
-        <w:t>.</w:t>
+        <w:rPr>
+          <w:rFonts w:ascii="Times New Roman" w:hAnsi="Times New Roman" w:cs="Times New Roman"/>
+        </w:rPr>
+        <w:t xml:space="preserve"> de los juegos son demasiado grandes y ocupan mucho espacio, lo que hace que la navegación no sea cómoda. Además, no son responsivas, por lo que en diferentes tamaños de pantalla la experiencia pierde calidad y se siente poco práctica.</w:t>
       </w:r>
     </w:p>
     <w:p/>
@@ -569,11 +691,14 @@
     <w:p/>
     <w:p/>
     <w:p/>
-    <w:p>
-      <w:pPr>
-        <w:rPr>
-          <w:b/>
-          <w:bCs/>
+    <w:p/>
+    <w:p/>
+    <w:p>
+      <w:pPr>
+        <w:rPr>
+          <w:b/>
+          <w:bCs/>
+          <w:lang w:val="en-US"/>
         </w:rPr>
       </w:pPr>
       <w:hyperlink r:id="rId10" w:history="1">
@@ -583,6 +708,7 @@
             <w:rStyle w:val="Hipervnculo"/>
             <w:b/>
             <w:bCs/>
+            <w:lang w:val="en-US"/>
           </w:rPr>
           <w:t>Friv</w:t>
         </w:r>
@@ -592,6 +718,7 @@
             <w:rStyle w:val="Hipervnculo"/>
             <w:b/>
             <w:bCs/>
+            <w:lang w:val="en-US"/>
           </w:rPr>
           <w:t xml:space="preserve">® | Genuine Old </w:t>
         </w:r>
@@ -601,6 +728,7 @@
             <w:rStyle w:val="Hipervnculo"/>
             <w:b/>
             <w:bCs/>
+            <w:lang w:val="en-US"/>
           </w:rPr>
           <w:t>Friv</w:t>
         </w:r>
@@ -610,37 +738,10 @@
             <w:rStyle w:val="Hipervnculo"/>
             <w:b/>
             <w:bCs/>
+            <w:lang w:val="en-US"/>
           </w:rPr>
-          <w:t xml:space="preserve"> </w:t>
+          <w:t xml:space="preserve"> Menu | Working</w:t>
         </w:r>
-        <w:proofErr w:type="spellStart"/>
-        <w:r>
-          <w:rPr>
-            <w:rStyle w:val="Hipervnculo"/>
-            <w:b/>
-            <w:bCs/>
-          </w:rPr>
-          <w:t>Menu</w:t>
-        </w:r>
-        <w:proofErr w:type="spellEnd"/>
-        <w:r>
-          <w:rPr>
-            <w:rStyle w:val="Hipervnculo"/>
-            <w:b/>
-            <w:bCs/>
-          </w:rPr>
-          <w:t xml:space="preserve"> | </w:t>
-        </w:r>
-        <w:proofErr w:type="spellStart"/>
-        <w:r>
-          <w:rPr>
-            <w:rStyle w:val="Hipervnculo"/>
-            <w:b/>
-            <w:bCs/>
-          </w:rPr>
-          <w:t>Working</w:t>
-        </w:r>
-        <w:proofErr w:type="spellEnd"/>
       </w:hyperlink>
     </w:p>
     <w:p>
@@ -694,28 +795,29 @@
       </w:r>
     </w:p>
     <w:p>
-      <w:r>
-        <w:t>La página se destaca porque tiene much</w:t>
-      </w:r>
-      <w:r>
-        <w:t>os</w:t>
-      </w:r>
-      <w:r>
-        <w:t xml:space="preserve"> juegos de todo tipo, lo que hace que cualquiera pueda encontrar algo que le guste, sin importar la edad o los gustos. Lo mejor es que todo es rápido y sencillo: no hay que descargar nada ni hacer procesos largos, con un solo clic ya estás jugando, y eso hace que sea fácil probar varios juegos en poco tiempo</w:t>
-      </w:r>
-      <w:r>
-        <w:t>.</w:t>
-      </w:r>
-    </w:p>
-    <w:p>
-      <w:pPr>
-        <w:rPr>
-          <w:b/>
-          <w:bCs/>
-        </w:rPr>
-      </w:pPr>
-      <w:r>
-        <w:rPr>
+      <w:pPr>
+        <w:rPr>
+          <w:rFonts w:ascii="Times New Roman" w:hAnsi="Times New Roman" w:cs="Times New Roman"/>
+        </w:rPr>
+      </w:pPr>
+      <w:r>
+        <w:rPr>
+          <w:rFonts w:ascii="Times New Roman" w:hAnsi="Times New Roman" w:cs="Times New Roman"/>
+        </w:rPr>
+        <w:t>La página se destaca porque tiene muchos juegos de todo tipo, lo que hace que cualquiera pueda encontrar algo que le guste, sin importar la edad o los gustos. Lo mejor es que todo es rápido y sencillo: no hay que descargar nada ni hacer procesos largos, con un solo clic ya estás jugando, y eso hace que sea fácil probar varios juegos en poco tiempo.</w:t>
+      </w:r>
+    </w:p>
+    <w:p>
+      <w:pPr>
+        <w:rPr>
+          <w:rFonts w:ascii="Times New Roman" w:hAnsi="Times New Roman" w:cs="Times New Roman"/>
+          <w:b/>
+          <w:bCs/>
+        </w:rPr>
+      </w:pPr>
+      <w:r>
+        <w:rPr>
+          <w:rFonts w:ascii="Times New Roman" w:hAnsi="Times New Roman" w:cs="Times New Roman"/>
           <w:b/>
           <w:bCs/>
         </w:rPr>
@@ -723,45 +825,50 @@
       </w:r>
     </w:p>
     <w:p>
-      <w:r>
-        <w:t>La página está llena de juegos hasta el punto de sentirse sobrecargada</w:t>
-      </w:r>
-      <w:r>
-        <w:t xml:space="preserve">. </w:t>
-      </w:r>
-      <w:r>
-        <w:t>Otro detalle es que no hay información clara sobre cada juego</w:t>
-      </w:r>
-      <w:r>
-        <w:t xml:space="preserve">, </w:t>
-      </w:r>
-      <w:r>
-        <w:t>lo que resta orientación al usuario. Además, el logo ocupa demasiado espacio y tapa varios juegos de la pantalla</w:t>
-      </w:r>
-      <w:r>
-        <w:t>.</w:t>
-      </w:r>
-    </w:p>
-    <w:p>
-      <w:pPr>
-        <w:rPr>
-          <w:b/>
-          <w:bCs/>
-        </w:rPr>
-      </w:pPr>
-    </w:p>
-    <w:p>
-      <w:pPr>
-        <w:rPr>
-          <w:b/>
-          <w:bCs/>
-        </w:rPr>
-      </w:pPr>
-      <w:r>
-        <w:rPr>
-          <w:b/>
-          <w:bCs/>
-        </w:rPr>
+      <w:pPr>
+        <w:rPr>
+          <w:rFonts w:ascii="Times New Roman" w:hAnsi="Times New Roman" w:cs="Times New Roman"/>
+        </w:rPr>
+      </w:pPr>
+      <w:r>
+        <w:rPr>
+          <w:rFonts w:ascii="Times New Roman" w:hAnsi="Times New Roman" w:cs="Times New Roman"/>
+        </w:rPr>
+        <w:t>La página está llena de juegos hasta el punto de sentirse sobrecargada. Otro detalle es que no hay información clara sobre cada juego, lo que resta orientación al usuario. Además, el logo ocupa demasiado espacio y tapa varios juegos de la pantalla.</w:t>
+      </w:r>
+    </w:p>
+    <w:p>
+      <w:pPr>
+        <w:rPr>
+          <w:rFonts w:ascii="Times New Roman" w:hAnsi="Times New Roman" w:cs="Times New Roman"/>
+          <w:b/>
+          <w:bCs/>
+        </w:rPr>
+      </w:pPr>
+      <w:r>
+        <w:rPr>
+          <w:rFonts w:ascii="Times New Roman" w:hAnsi="Times New Roman" w:cs="Times New Roman"/>
+          <w:b/>
+          <w:bCs/>
+        </w:rPr>
+        <w:br w:type="page"/>
+      </w:r>
+    </w:p>
+    <w:p>
+      <w:pPr>
+        <w:rPr>
+          <w:rFonts w:ascii="Times New Roman" w:hAnsi="Times New Roman" w:cs="Times New Roman"/>
+          <w:b/>
+          <w:bCs/>
+        </w:rPr>
+      </w:pPr>
+      <w:r>
+        <w:rPr>
+          <w:rFonts w:ascii="Times New Roman" w:hAnsi="Times New Roman" w:cs="Times New Roman"/>
+          <w:b/>
+          <w:bCs/>
+        </w:rPr>
+        <w:lastRenderedPageBreak/>
         <w:t>Requisitos Funcionales</w:t>
       </w:r>
     </w:p>
@@ -772,26 +879,36 @@
           <w:ilvl w:val="0"/>
           <w:numId w:val="7"/>
         </w:numPr>
-      </w:pPr>
-      <w:r>
-        <w:rPr>
+        <w:rPr>
+          <w:rFonts w:ascii="Times New Roman" w:hAnsi="Times New Roman" w:cs="Times New Roman"/>
+        </w:rPr>
+      </w:pPr>
+      <w:r>
+        <w:rPr>
+          <w:rFonts w:ascii="Times New Roman" w:hAnsi="Times New Roman" w:cs="Times New Roman"/>
           <w:b/>
           <w:bCs/>
         </w:rPr>
         <w:t>Listado de Juegos Responsivo</w:t>
       </w:r>
       <w:r>
-        <w:t xml:space="preserve">: </w:t>
-      </w:r>
-      <w:r>
-        <w:t>La página debe mostrar una lista de al menos cinco juegos, en formato de tarjetas (</w:t>
+        <w:rPr>
+          <w:rFonts w:ascii="Times New Roman" w:hAnsi="Times New Roman" w:cs="Times New Roman"/>
+        </w:rPr>
+        <w:t>: La página debe mostrar una lista de al menos cinco juegos, en formato de tarjetas (</w:t>
       </w:r>
       <w:proofErr w:type="spellStart"/>
       <w:r>
+        <w:rPr>
+          <w:rFonts w:ascii="Times New Roman" w:hAnsi="Times New Roman" w:cs="Times New Roman"/>
+        </w:rPr>
         <w:t>cards</w:t>
       </w:r>
       <w:proofErr w:type="spellEnd"/>
       <w:r>
+        <w:rPr>
+          <w:rFonts w:ascii="Times New Roman" w:hAnsi="Times New Roman" w:cs="Times New Roman"/>
+        </w:rPr>
         <w:t>) que se adapten automáticamente a diferentes tamaños de pantalla para mejorar la experiencia en dispositivos móviles y computadores.</w:t>
       </w:r>
     </w:p>
@@ -802,19 +919,23 @@
           <w:ilvl w:val="0"/>
           <w:numId w:val="7"/>
         </w:numPr>
-      </w:pPr>
-      <w:r>
-        <w:rPr>
+        <w:rPr>
+          <w:rFonts w:ascii="Times New Roman" w:hAnsi="Times New Roman" w:cs="Times New Roman"/>
+        </w:rPr>
+      </w:pPr>
+      <w:r>
+        <w:rPr>
+          <w:rFonts w:ascii="Times New Roman" w:hAnsi="Times New Roman" w:cs="Times New Roman"/>
           <w:b/>
           <w:bCs/>
         </w:rPr>
         <w:t>Vista Previa de Juegos</w:t>
       </w:r>
       <w:r>
-        <w:t xml:space="preserve">: </w:t>
-      </w:r>
-      <w:r>
-        <w:t>Cada tarjeta debe incluir el nombre y una imagen previa del juego para ayudar al usuario a identificarlo antes de jugar.</w:t>
+        <w:rPr>
+          <w:rFonts w:ascii="Times New Roman" w:hAnsi="Times New Roman" w:cs="Times New Roman"/>
+        </w:rPr>
+        <w:t>: Cada tarjeta debe incluir una imagen previa del juego para ayudar al usuario a identificarlo antes de jugar.</w:t>
       </w:r>
     </w:p>
     <w:p>
@@ -824,19 +945,23 @@
           <w:ilvl w:val="0"/>
           <w:numId w:val="7"/>
         </w:numPr>
-      </w:pPr>
-      <w:r>
-        <w:rPr>
+        <w:rPr>
+          <w:rFonts w:ascii="Times New Roman" w:hAnsi="Times New Roman" w:cs="Times New Roman"/>
+        </w:rPr>
+      </w:pPr>
+      <w:r>
+        <w:rPr>
+          <w:rFonts w:ascii="Times New Roman" w:hAnsi="Times New Roman" w:cs="Times New Roman"/>
           <w:b/>
           <w:bCs/>
         </w:rPr>
         <w:t>Acceso Rápido al Juego</w:t>
       </w:r>
       <w:r>
-        <w:t xml:space="preserve">: </w:t>
-      </w:r>
-      <w:r>
-        <w:t>Al hacer clic en un juego, el usuario debe ser dirigido a una página dedicada donde el juego se cargue y pueda ejecutarse en un emulador (por ejemplo, Ruffle.js) sin necesidad de descargar nada.</w:t>
+        <w:rPr>
+          <w:rFonts w:ascii="Times New Roman" w:hAnsi="Times New Roman" w:cs="Times New Roman"/>
+        </w:rPr>
+        <w:t>: Al hacer clic en un juego, el usuario debe ser dirigido a una página dedicada donde el juego se cargue y pueda ejecutarse en un emulador (por ejemplo, Ruffle.js) sin necesidad de descargar nada.</w:t>
       </w:r>
     </w:p>
     <w:p>
@@ -846,17 +971,21 @@
           <w:ilvl w:val="0"/>
           <w:numId w:val="7"/>
         </w:numPr>
-      </w:pPr>
-      <w:r>
-        <w:rPr>
-          <w:b/>
-          <w:bCs/>
-        </w:rPr>
-        <w:lastRenderedPageBreak/>
+        <w:rPr>
+          <w:rFonts w:ascii="Times New Roman" w:hAnsi="Times New Roman" w:cs="Times New Roman"/>
+        </w:rPr>
+      </w:pPr>
+      <w:r>
+        <w:rPr>
+          <w:rFonts w:ascii="Times New Roman" w:hAnsi="Times New Roman" w:cs="Times New Roman"/>
+          <w:b/>
+          <w:bCs/>
+        </w:rPr>
         <w:t>Botón</w:t>
       </w:r>
       <w:r>
         <w:rPr>
+          <w:rFonts w:ascii="Times New Roman" w:hAnsi="Times New Roman" w:cs="Times New Roman"/>
           <w:b/>
           <w:bCs/>
         </w:rPr>
@@ -864,72 +993,36 @@
       </w:r>
       <w:r>
         <w:rPr>
+          <w:rFonts w:ascii="Times New Roman" w:hAnsi="Times New Roman" w:cs="Times New Roman"/>
           <w:b/>
           <w:bCs/>
         </w:rPr>
         <w:t>de Regreso a la Lista de Juegos</w:t>
       </w:r>
       <w:r>
+        <w:rPr>
+          <w:rFonts w:ascii="Times New Roman" w:hAnsi="Times New Roman" w:cs="Times New Roman"/>
+        </w:rPr>
         <w:t xml:space="preserve">: </w:t>
       </w:r>
       <w:r>
+        <w:rPr>
+          <w:rFonts w:ascii="Times New Roman" w:hAnsi="Times New Roman" w:cs="Times New Roman"/>
+        </w:rPr>
         <w:t>Cada página de juego debe incluir un botón visible para regresar a la lista principal, facilitando la navegación.</w:t>
       </w:r>
     </w:p>
     <w:p>
       <w:pPr>
-        <w:pStyle w:val="Prrafodelista"/>
-        <w:numPr>
-          <w:ilvl w:val="0"/>
-          <w:numId w:val="7"/>
-        </w:numPr>
-      </w:pPr>
-      <w:r>
-        <w:rPr>
-          <w:b/>
-          <w:bCs/>
-        </w:rPr>
-        <w:t>Información Básica de Cada Juego</w:t>
-      </w:r>
-      <w:r>
-        <w:t xml:space="preserve">: </w:t>
-      </w:r>
-      <w:r>
-        <w:t>Mostrar una breve descripción o instrucciones básicas (por ejemplo: número de jugadores, controles principales) para orientar al usuario.</w:t>
-      </w:r>
-    </w:p>
-    <w:p>
-      <w:pPr>
-        <w:pStyle w:val="Prrafodelista"/>
-        <w:numPr>
-          <w:ilvl w:val="0"/>
-          <w:numId w:val="7"/>
-        </w:numPr>
-      </w:pPr>
-      <w:r>
-        <w:rPr>
-          <w:b/>
-          <w:bCs/>
-        </w:rPr>
-        <w:t>Menú de Navegación Simple</w:t>
-      </w:r>
-      <w:r>
-        <w:t xml:space="preserve">: </w:t>
-      </w:r>
-      <w:r>
-        <w:t>Debe haber un menú o barra de navegación que permita el acceso a las secciones principales: Inicio (lista de juegos) y Acerca de.</w:t>
-      </w:r>
-    </w:p>
-    <w:p/>
-    <w:p>
-      <w:pPr>
-        <w:rPr>
-          <w:b/>
-          <w:bCs/>
-        </w:rPr>
-      </w:pPr>
-      <w:r>
-        <w:rPr>
+        <w:rPr>
+          <w:rFonts w:ascii="Times New Roman" w:hAnsi="Times New Roman" w:cs="Times New Roman"/>
+          <w:b/>
+          <w:bCs/>
+        </w:rPr>
+      </w:pPr>
+      <w:r>
+        <w:rPr>
+          <w:rFonts w:ascii="Times New Roman" w:hAnsi="Times New Roman" w:cs="Times New Roman"/>
           <w:b/>
           <w:bCs/>
         </w:rPr>
@@ -943,19 +1036,23 @@
           <w:ilvl w:val="0"/>
           <w:numId w:val="18"/>
         </w:numPr>
-      </w:pPr>
-      <w:r>
-        <w:rPr>
+        <w:rPr>
+          <w:rFonts w:ascii="Times New Roman" w:hAnsi="Times New Roman" w:cs="Times New Roman"/>
+        </w:rPr>
+      </w:pPr>
+      <w:r>
+        <w:rPr>
+          <w:rFonts w:ascii="Times New Roman" w:hAnsi="Times New Roman" w:cs="Times New Roman"/>
           <w:b/>
           <w:bCs/>
         </w:rPr>
         <w:t>Usabilidad y Simplicidad</w:t>
       </w:r>
       <w:r>
-        <w:t xml:space="preserve">: </w:t>
-      </w:r>
-      <w:r>
-        <w:t>La interfaz debe ser clara, minimalista y con íconos fáciles de entender, evitando sobrecargar la pantalla con demasiados elementos.</w:t>
+        <w:rPr>
+          <w:rFonts w:ascii="Times New Roman" w:hAnsi="Times New Roman" w:cs="Times New Roman"/>
+        </w:rPr>
+        <w:t>: La interfaz debe ser clara, minimalista y con íconos fáciles de entender, evitando sobrecargar la pantalla con demasiados elementos.</w:t>
       </w:r>
     </w:p>
     <w:p>
@@ -965,19 +1062,23 @@
           <w:ilvl w:val="0"/>
           <w:numId w:val="18"/>
         </w:numPr>
-      </w:pPr>
-      <w:r>
-        <w:rPr>
+        <w:rPr>
+          <w:rFonts w:ascii="Times New Roman" w:hAnsi="Times New Roman" w:cs="Times New Roman"/>
+        </w:rPr>
+      </w:pPr>
+      <w:r>
+        <w:rPr>
+          <w:rFonts w:ascii="Times New Roman" w:hAnsi="Times New Roman" w:cs="Times New Roman"/>
           <w:b/>
           <w:bCs/>
         </w:rPr>
         <w:t>Diseño Responsivo y Atractivo</w:t>
       </w:r>
       <w:r>
-        <w:t xml:space="preserve">: </w:t>
-      </w:r>
-      <w:r>
-        <w:t>La página debe mantener un diseño consistente y adaptativo que funcione bien en pantallas grandes y pequeñas, usando una paleta de colores coherente y tipografía legible.</w:t>
+        <w:rPr>
+          <w:rFonts w:ascii="Times New Roman" w:hAnsi="Times New Roman" w:cs="Times New Roman"/>
+        </w:rPr>
+        <w:t>: La página debe mantener un diseño consistente y adaptativo que funcione bien en pantallas grandes y pequeñas, usando una paleta de colores coherente y tipografía legible.</w:t>
       </w:r>
     </w:p>
     <w:p>
@@ -987,25 +1088,23 @@
           <w:ilvl w:val="0"/>
           <w:numId w:val="18"/>
         </w:numPr>
-      </w:pPr>
-      <w:r>
-        <w:rPr>
+        <w:rPr>
+          <w:rFonts w:ascii="Times New Roman" w:hAnsi="Times New Roman" w:cs="Times New Roman"/>
+        </w:rPr>
+      </w:pPr>
+      <w:r>
+        <w:rPr>
+          <w:rFonts w:ascii="Times New Roman" w:hAnsi="Times New Roman" w:cs="Times New Roman"/>
           <w:b/>
           <w:bCs/>
         </w:rPr>
         <w:t>Rendimiento</w:t>
       </w:r>
       <w:r>
-        <w:t xml:space="preserve">: </w:t>
-      </w:r>
-      <w:r>
-        <w:t xml:space="preserve">Los juegos y la lista principal deben cargar rápidamente </w:t>
-      </w:r>
-      <w:r>
-        <w:t xml:space="preserve">y </w:t>
-      </w:r>
-      <w:r>
-        <w:t>ejecutarse de manera fluida sin pausas excesivas.</w:t>
+        <w:rPr>
+          <w:rFonts w:ascii="Times New Roman" w:hAnsi="Times New Roman" w:cs="Times New Roman"/>
+        </w:rPr>
+        <w:t>: Los juegos y la lista principal deben cargar rápidamente y ejecutarse de manera fluida sin pausas excesivas.</w:t>
       </w:r>
     </w:p>
     <w:p>
@@ -1015,48 +1114,48 @@
           <w:ilvl w:val="0"/>
           <w:numId w:val="18"/>
         </w:numPr>
-      </w:pPr>
-      <w:r>
-        <w:rPr>
+        <w:rPr>
+          <w:rFonts w:ascii="Times New Roman" w:hAnsi="Times New Roman" w:cs="Times New Roman"/>
+        </w:rPr>
+      </w:pPr>
+      <w:r>
+        <w:rPr>
+          <w:rFonts w:ascii="Times New Roman" w:hAnsi="Times New Roman" w:cs="Times New Roman"/>
           <w:b/>
           <w:bCs/>
         </w:rPr>
         <w:t>Compatibilidad</w:t>
       </w:r>
       <w:r>
-        <w:t xml:space="preserve">: </w:t>
-      </w:r>
-      <w:r>
-        <w:t>La página debe funcionar correctamente en los principales navegadores modernos (Chrome, Firefox, Edge).</w:t>
-      </w:r>
-    </w:p>
-    <w:p>
-      <w:pPr>
-        <w:rPr>
-          <w:b/>
-          <w:bCs/>
-        </w:rPr>
-      </w:pPr>
-      <w:r>
-        <w:rPr>
-          <w:b/>
-          <w:bCs/>
-        </w:rPr>
-        <w:t xml:space="preserve">Requisitos de </w:t>
-      </w:r>
-      <w:r>
-        <w:rPr>
-          <w:b/>
-          <w:bCs/>
-        </w:rPr>
-        <w:t>I</w:t>
-      </w:r>
-      <w:r>
-        <w:rPr>
-          <w:b/>
-          <w:bCs/>
-        </w:rPr>
-        <w:t>nformación</w:t>
+        <w:rPr>
+          <w:rFonts w:ascii="Times New Roman" w:hAnsi="Times New Roman" w:cs="Times New Roman"/>
+        </w:rPr>
+        <w:t>: La página debe funcionar correctamente en los principales navegadores modernos (Chrome, Firefox, Edge).</w:t>
+      </w:r>
+    </w:p>
+    <w:p>
+      <w:pPr>
+        <w:pStyle w:val="Prrafodelista"/>
+        <w:rPr>
+          <w:rFonts w:ascii="Times New Roman" w:hAnsi="Times New Roman" w:cs="Times New Roman"/>
+        </w:rPr>
+      </w:pPr>
+    </w:p>
+    <w:p>
+      <w:pPr>
+        <w:rPr>
+          <w:rFonts w:ascii="Times New Roman" w:hAnsi="Times New Roman" w:cs="Times New Roman"/>
+          <w:b/>
+          <w:bCs/>
+        </w:rPr>
+      </w:pPr>
+      <w:r>
+        <w:rPr>
+          <w:rFonts w:ascii="Times New Roman" w:hAnsi="Times New Roman" w:cs="Times New Roman"/>
+          <w:b/>
+          <w:bCs/>
+        </w:rPr>
+        <w:t>Requisitos de Información</w:t>
       </w:r>
     </w:p>
     <w:p>
@@ -1064,21 +1163,17 @@
         <w:pStyle w:val="Prrafodelista"/>
         <w:numPr>
           <w:ilvl w:val="0"/>
-          <w:numId w:val="20"/>
+          <w:numId w:val="21"/>
         </w:numPr>
-      </w:pPr>
-      <w:r>
-        <w:rPr>
-          <w:b/>
-          <w:bCs/>
-        </w:rPr>
-        <w:t>Información de los usuarios:</w:t>
-      </w:r>
-      <w:r>
-        <w:t xml:space="preserve"> </w:t>
-      </w:r>
-      <w:r>
-        <w:t>Historial de juegos jugados.</w:t>
+        <w:rPr>
+          <w:rFonts w:ascii="Times New Roman" w:hAnsi="Times New Roman" w:cs="Times New Roman"/>
+        </w:rPr>
+      </w:pPr>
+      <w:r>
+        <w:rPr>
+          <w:rFonts w:ascii="Times New Roman" w:hAnsi="Times New Roman" w:cs="Times New Roman"/>
+        </w:rPr>
+        <w:t>El sistema debe almacenar el usuario y la contraseña del administrador.</w:t>
       </w:r>
     </w:p>
     <w:p>
@@ -1086,65 +1181,17 @@
         <w:pStyle w:val="Prrafodelista"/>
         <w:numPr>
           <w:ilvl w:val="0"/>
-          <w:numId w:val="20"/>
+          <w:numId w:val="21"/>
         </w:numPr>
-      </w:pPr>
-      <w:r>
-        <w:rPr>
-          <w:b/>
-          <w:bCs/>
-        </w:rPr>
-        <w:t>Información de los videojuegos</w:t>
-      </w:r>
-      <w:r>
-        <w:rPr>
-          <w:b/>
-          <w:bCs/>
-        </w:rPr>
-        <w:t xml:space="preserve">: </w:t>
-      </w:r>
-      <w:r>
-        <w:t>Título del videojuego</w:t>
-      </w:r>
-      <w:r>
-        <w:t xml:space="preserve">, </w:t>
-      </w:r>
-      <w:r>
-        <w:t xml:space="preserve">Categoría (acción, aventura, </w:t>
-      </w:r>
-      <w:proofErr w:type="spellStart"/>
-      <w:r>
-        <w:t>puzzle</w:t>
-      </w:r>
-      <w:proofErr w:type="spellEnd"/>
-      <w:r>
-        <w:t>, etc.)</w:t>
-      </w:r>
-      <w:r>
-        <w:t xml:space="preserve">, </w:t>
-      </w:r>
-      <w:r>
-        <w:t>Descripción breve del juego</w:t>
-      </w:r>
-      <w:r>
-        <w:t xml:space="preserve">, </w:t>
-      </w:r>
-      <w:r>
-        <w:t>Controles del juego</w:t>
-      </w:r>
-      <w:r>
-        <w:t xml:space="preserve">, </w:t>
-      </w:r>
-      <w:r>
-        <w:t>Archivo del juego en formato Flash (.</w:t>
-      </w:r>
-      <w:proofErr w:type="spellStart"/>
-      <w:r>
-        <w:t>swf</w:t>
-      </w:r>
-      <w:proofErr w:type="spellEnd"/>
-      <w:r>
-        <w:t xml:space="preserve"> o similar).</w:t>
+        <w:rPr>
+          <w:rFonts w:ascii="Times New Roman" w:hAnsi="Times New Roman" w:cs="Times New Roman"/>
+        </w:rPr>
+      </w:pPr>
+      <w:r>
+        <w:rPr>
+          <w:rFonts w:ascii="Times New Roman" w:hAnsi="Times New Roman" w:cs="Times New Roman"/>
+        </w:rPr>
+        <w:t>El sistema debe almacenar el título del juego.</w:t>
       </w:r>
     </w:p>
     <w:p>
@@ -1152,34 +1199,17 @@
         <w:pStyle w:val="Prrafodelista"/>
         <w:numPr>
           <w:ilvl w:val="0"/>
-          <w:numId w:val="20"/>
+          <w:numId w:val="21"/>
         </w:numPr>
-      </w:pPr>
-      <w:r>
-        <w:rPr>
-          <w:b/>
-          <w:bCs/>
-        </w:rPr>
-        <w:t>Información de la interacción</w:t>
-      </w:r>
-      <w:r>
-        <w:rPr>
-          <w:b/>
-          <w:bCs/>
-        </w:rPr>
-        <w:t>:</w:t>
-      </w:r>
-      <w:r>
-        <w:t xml:space="preserve"> </w:t>
-      </w:r>
-      <w:r>
-        <w:t>Calificación del juego (ejemplo: de 1 a 5 estrellas)</w:t>
-      </w:r>
-      <w:r>
-        <w:t xml:space="preserve">, </w:t>
-      </w:r>
-      <w:r>
-        <w:t>Número de veces jugado.</w:t>
+        <w:rPr>
+          <w:rFonts w:ascii="Times New Roman" w:hAnsi="Times New Roman" w:cs="Times New Roman"/>
+        </w:rPr>
+      </w:pPr>
+      <w:r>
+        <w:rPr>
+          <w:rFonts w:ascii="Times New Roman" w:hAnsi="Times New Roman" w:cs="Times New Roman"/>
+        </w:rPr>
+        <w:t>El sistema debe almacenar la imagen del juego.</w:t>
       </w:r>
     </w:p>
     <w:p>
@@ -1187,41 +1217,65 @@
         <w:pStyle w:val="Prrafodelista"/>
         <w:numPr>
           <w:ilvl w:val="0"/>
-          <w:numId w:val="20"/>
+          <w:numId w:val="21"/>
         </w:numPr>
-      </w:pPr>
-      <w:r>
-        <w:rPr>
-          <w:b/>
-          <w:bCs/>
-        </w:rPr>
-        <w:t>Información de administración del sitio</w:t>
-      </w:r>
-      <w:r>
-        <w:rPr>
-          <w:b/>
-          <w:bCs/>
-        </w:rPr>
-        <w:t xml:space="preserve">: </w:t>
-      </w:r>
-      <w:r>
-        <w:t>Reportes de juegos más jugados y mejor valorados</w:t>
-      </w:r>
-      <w:r>
-        <w:t xml:space="preserve">, </w:t>
-      </w:r>
-      <w:r>
-        <w:t>Control de usuarios (bloqueados, activos, nuevos)</w:t>
-      </w:r>
-      <w:r>
-        <w:t xml:space="preserve">, </w:t>
-      </w:r>
-      <w:r>
-        <w:t>Control de actualizaciones y nuevos juegos subidos.</w:t>
-      </w:r>
-    </w:p>
-    <w:p>
-      <w:r>
+        <w:rPr>
+          <w:rFonts w:ascii="Times New Roman" w:hAnsi="Times New Roman" w:cs="Times New Roman"/>
+        </w:rPr>
+      </w:pPr>
+      <w:r>
+        <w:rPr>
+          <w:rFonts w:ascii="Times New Roman" w:hAnsi="Times New Roman" w:cs="Times New Roman"/>
+        </w:rPr>
+        <w:t>El sistema debe almacenar el archivo del juego.</w:t>
+      </w:r>
+    </w:p>
+    <w:p>
+      <w:pPr>
+        <w:pStyle w:val="Prrafodelista"/>
+        <w:numPr>
+          <w:ilvl w:val="0"/>
+          <w:numId w:val="21"/>
+        </w:numPr>
+        <w:rPr>
+          <w:rFonts w:ascii="Times New Roman" w:hAnsi="Times New Roman" w:cs="Times New Roman"/>
+        </w:rPr>
+      </w:pPr>
+      <w:r>
+        <w:rPr>
+          <w:rFonts w:ascii="Times New Roman" w:hAnsi="Times New Roman" w:cs="Times New Roman"/>
+        </w:rPr>
+        <w:t>El sistema debe relacionar los juegos con el administrador que los registró.</w:t>
+      </w:r>
+    </w:p>
+    <w:p>
+      <w:pPr>
+        <w:rPr>
+          <w:rFonts w:ascii="Times New Roman" w:hAnsi="Times New Roman" w:cs="Times New Roman"/>
+          <w:b/>
+          <w:bCs/>
+        </w:rPr>
+      </w:pPr>
+    </w:p>
+    <w:p>
+      <w:pPr>
+        <w:rPr>
+          <w:rFonts w:ascii="Times New Roman" w:hAnsi="Times New Roman" w:cs="Times New Roman"/>
+          <w:b/>
+          <w:bCs/>
+        </w:rPr>
+      </w:pPr>
+    </w:p>
+    <w:p>
+      <w:pPr>
+        <w:rPr>
+          <w:rFonts w:ascii="Times New Roman" w:hAnsi="Times New Roman" w:cs="Times New Roman"/>
+        </w:rPr>
+      </w:pPr>
+      <w:r>
+        <w:rPr>
+          <w:rFonts w:ascii="Times New Roman" w:hAnsi="Times New Roman" w:cs="Times New Roman"/>
+        </w:rPr>
         <w:br w:type="page"/>
       </w:r>
     </w:p>
@@ -1307,6 +1361,15 @@
         </w:rPr>
         <w:t>DIAGRAMA DE FLUJO</w:t>
       </w:r>
+      <w:r>
+        <w:rPr>
+          <w:b/>
+          <w:bCs/>
+          <w:sz w:val="32"/>
+          <w:szCs w:val="32"/>
+        </w:rPr>
+        <w:t xml:space="preserve"> (USUARIO)</w:t>
+      </w:r>
     </w:p>
     <w:p/>
     <w:p/>
@@ -1331,6 +1394,15 @@
         </w:rPr>
         <w:lastRenderedPageBreak/>
         <w:t>DIAGRAMA DE CASOS DE USO</w:t>
+      </w:r>
+      <w:r>
+        <w:rPr>
+          <w:b/>
+          <w:bCs/>
+          <w:sz w:val="32"/>
+          <w:szCs w:val="32"/>
+        </w:rPr>
+        <w:t xml:space="preserve"> </w:t>
       </w:r>
     </w:p>
     <w:p>
@@ -1416,6 +1488,394 @@
       </w:r>
     </w:p>
     <w:p/>
+    <w:p/>
+    <w:p/>
+    <w:p/>
+    <w:p/>
+    <w:p/>
+    <w:p/>
+    <w:p/>
+    <w:p/>
+    <w:p/>
+    <w:p/>
+    <w:p/>
+    <w:p/>
+    <w:p/>
+    <w:p>
+      <w:pPr>
+        <w:tabs>
+          <w:tab w:val="left" w:pos="6756"/>
+        </w:tabs>
+      </w:pPr>
+      <w:r>
+        <w:tab/>
+      </w:r>
+    </w:p>
+    <w:p>
+      <w:pPr>
+        <w:tabs>
+          <w:tab w:val="left" w:pos="6756"/>
+        </w:tabs>
+      </w:pPr>
+    </w:p>
+    <w:p>
+      <w:pPr>
+        <w:tabs>
+          <w:tab w:val="left" w:pos="6756"/>
+        </w:tabs>
+      </w:pPr>
+    </w:p>
+    <w:p>
+      <w:pPr>
+        <w:tabs>
+          <w:tab w:val="left" w:pos="6756"/>
+        </w:tabs>
+      </w:pPr>
+    </w:p>
+    <w:p>
+      <w:pPr>
+        <w:tabs>
+          <w:tab w:val="left" w:pos="6756"/>
+        </w:tabs>
+      </w:pPr>
+    </w:p>
+    <w:p>
+      <w:pPr>
+        <w:tabs>
+          <w:tab w:val="left" w:pos="6756"/>
+        </w:tabs>
+        <w:rPr>
+          <w:noProof/>
+        </w:rPr>
+      </w:pPr>
+    </w:p>
+    <w:p>
+      <w:pPr>
+        <w:tabs>
+          <w:tab w:val="left" w:pos="6756"/>
+        </w:tabs>
+        <w:jc w:val="center"/>
+        <w:rPr>
+          <w:noProof/>
+        </w:rPr>
+      </w:pPr>
+    </w:p>
+    <w:p>
+      <w:pPr>
+        <w:tabs>
+          <w:tab w:val="left" w:pos="6756"/>
+        </w:tabs>
+        <w:jc w:val="center"/>
+        <w:rPr>
+          <w:noProof/>
+        </w:rPr>
+      </w:pPr>
+    </w:p>
+    <w:p>
+      <w:pPr>
+        <w:tabs>
+          <w:tab w:val="left" w:pos="6756"/>
+        </w:tabs>
+        <w:jc w:val="center"/>
+        <w:rPr>
+          <w:noProof/>
+        </w:rPr>
+      </w:pPr>
+    </w:p>
+    <w:p>
+      <w:pPr>
+        <w:tabs>
+          <w:tab w:val="left" w:pos="6756"/>
+        </w:tabs>
+        <w:rPr>
+          <w:noProof/>
+        </w:rPr>
+      </w:pPr>
+    </w:p>
+    <w:p>
+      <w:pPr>
+        <w:tabs>
+          <w:tab w:val="left" w:pos="6756"/>
+        </w:tabs>
+        <w:jc w:val="center"/>
+        <w:rPr>
+          <w:noProof/>
+        </w:rPr>
+      </w:pPr>
+      <w:r>
+        <w:rPr>
+          <w:b/>
+          <w:bCs/>
+          <w:sz w:val="32"/>
+          <w:szCs w:val="32"/>
+        </w:rPr>
+        <w:lastRenderedPageBreak/>
+        <w:t xml:space="preserve">DIAGRAMA DE FLUJO </w:t>
+      </w:r>
+      <w:r>
+        <w:rPr>
+          <w:b/>
+          <w:bCs/>
+          <w:sz w:val="32"/>
+          <w:szCs w:val="32"/>
+        </w:rPr>
+        <w:t>(ADMINISTRADOR)</w:t>
+      </w:r>
+      <w:r>
+        <w:rPr>
+          <w:noProof/>
+        </w:rPr>
+        <w:t xml:space="preserve"> </w:t>
+      </w:r>
+    </w:p>
+    <w:p>
+      <w:pPr>
+        <w:tabs>
+          <w:tab w:val="left" w:pos="6756"/>
+        </w:tabs>
+        <w:jc w:val="center"/>
+        <w:rPr>
+          <w:noProof/>
+        </w:rPr>
+      </w:pPr>
+      <w:r>
+        <w:rPr>
+          <w:noProof/>
+        </w:rPr>
+        <w:drawing>
+          <wp:anchor distT="0" distB="0" distL="114300" distR="114300" simplePos="0" relativeHeight="251660288" behindDoc="1" locked="0" layoutInCell="1" allowOverlap="1" wp14:anchorId="4EE4595F" wp14:editId="13E20F97">
+            <wp:simplePos x="0" y="0"/>
+            <wp:positionH relativeFrom="column">
+              <wp:posOffset>253365</wp:posOffset>
+            </wp:positionH>
+            <wp:positionV relativeFrom="paragraph">
+              <wp:posOffset>300355</wp:posOffset>
+            </wp:positionV>
+            <wp:extent cx="5612130" cy="5663565"/>
+            <wp:effectExtent l="0" t="0" r="7620" b="0"/>
+            <wp:wrapTight wrapText="bothSides">
+              <wp:wrapPolygon edited="0">
+                <wp:start x="0" y="0"/>
+                <wp:lineTo x="0" y="21506"/>
+                <wp:lineTo x="21556" y="21506"/>
+                <wp:lineTo x="21556" y="0"/>
+                <wp:lineTo x="0" y="0"/>
+              </wp:wrapPolygon>
+            </wp:wrapTight>
+            <wp:docPr id="1959281886" name="Imagen 1" descr="Diagrama&#10;&#10;El contenido generado por IA puede ser incorrecto."/>
+            <wp:cNvGraphicFramePr>
+              <a:graphicFrameLocks xmlns:a="http://schemas.openxmlformats.org/drawingml/2006/main" noChangeAspect="1"/>
+            </wp:cNvGraphicFramePr>
+            <a:graphic xmlns:a="http://schemas.openxmlformats.org/drawingml/2006/main">
+              <a:graphicData uri="http://schemas.openxmlformats.org/drawingml/2006/picture">
+                <pic:pic xmlns:pic="http://schemas.openxmlformats.org/drawingml/2006/picture">
+                  <pic:nvPicPr>
+                    <pic:cNvPr id="1959281886" name="Imagen 1" descr="Diagrama&#10;&#10;El contenido generado por IA puede ser incorrecto."/>
+                    <pic:cNvPicPr>
+                      <a:picLocks noChangeAspect="1" noChangeArrowheads="1"/>
+                    </pic:cNvPicPr>
+                  </pic:nvPicPr>
+                  <pic:blipFill>
+                    <a:blip r:embed="rId14">
+                      <a:extLst>
+                        <a:ext uri="{28A0092B-C50C-407E-A947-70E740481C1C}">
+                          <a14:useLocalDpi xmlns:a14="http://schemas.microsoft.com/office/drawing/2010/main" val="0"/>
+                        </a:ext>
+                      </a:extLst>
+                    </a:blip>
+                    <a:srcRect/>
+                    <a:stretch>
+                      <a:fillRect/>
+                    </a:stretch>
+                  </pic:blipFill>
+                  <pic:spPr bwMode="auto">
+                    <a:xfrm>
+                      <a:off x="0" y="0"/>
+                      <a:ext cx="5612130" cy="5663565"/>
+                    </a:xfrm>
+                    <a:prstGeom prst="rect">
+                      <a:avLst/>
+                    </a:prstGeom>
+                    <a:noFill/>
+                    <a:ln>
+                      <a:noFill/>
+                    </a:ln>
+                  </pic:spPr>
+                </pic:pic>
+              </a:graphicData>
+            </a:graphic>
+          </wp:anchor>
+        </w:drawing>
+      </w:r>
+    </w:p>
+    <w:p>
+      <w:pPr>
+        <w:jc w:val="center"/>
+        <w:rPr>
+          <w:b/>
+          <w:bCs/>
+          <w:sz w:val="32"/>
+          <w:szCs w:val="32"/>
+        </w:rPr>
+      </w:pPr>
+    </w:p>
+    <w:p>
+      <w:pPr>
+        <w:jc w:val="center"/>
+        <w:rPr>
+          <w:b/>
+          <w:bCs/>
+          <w:sz w:val="32"/>
+          <w:szCs w:val="32"/>
+        </w:rPr>
+      </w:pPr>
+    </w:p>
+    <w:p>
+      <w:pPr>
+        <w:jc w:val="center"/>
+        <w:rPr>
+          <w:b/>
+          <w:bCs/>
+          <w:sz w:val="32"/>
+          <w:szCs w:val="32"/>
+        </w:rPr>
+      </w:pPr>
+    </w:p>
+    <w:p>
+      <w:pPr>
+        <w:jc w:val="center"/>
+        <w:rPr>
+          <w:b/>
+          <w:bCs/>
+          <w:sz w:val="32"/>
+          <w:szCs w:val="32"/>
+        </w:rPr>
+      </w:pPr>
+    </w:p>
+    <w:p>
+      <w:pPr>
+        <w:jc w:val="center"/>
+        <w:rPr>
+          <w:b/>
+          <w:bCs/>
+          <w:sz w:val="32"/>
+          <w:szCs w:val="32"/>
+        </w:rPr>
+      </w:pPr>
+    </w:p>
+    <w:p>
+      <w:pPr>
+        <w:jc w:val="center"/>
+        <w:rPr>
+          <w:b/>
+          <w:bCs/>
+          <w:sz w:val="32"/>
+          <w:szCs w:val="32"/>
+        </w:rPr>
+      </w:pPr>
+      <w:r>
+        <w:rPr>
+          <w:b/>
+          <w:bCs/>
+          <w:sz w:val="32"/>
+          <w:szCs w:val="32"/>
+        </w:rPr>
+        <w:lastRenderedPageBreak/>
+        <w:t>DIAGRAMA DE CASOS DE USO</w:t>
+      </w:r>
+      <w:r>
+        <w:rPr>
+          <w:b/>
+          <w:bCs/>
+          <w:sz w:val="32"/>
+          <w:szCs w:val="32"/>
+        </w:rPr>
+        <w:t xml:space="preserve"> </w:t>
+      </w:r>
+    </w:p>
+    <w:p>
+      <w:pPr>
+        <w:tabs>
+          <w:tab w:val="left" w:pos="6756"/>
+        </w:tabs>
+        <w:jc w:val="center"/>
+      </w:pPr>
+      <w:r>
+        <w:rPr>
+          <w:noProof/>
+        </w:rPr>
+        <w:drawing>
+          <wp:anchor distT="0" distB="0" distL="114300" distR="114300" simplePos="0" relativeHeight="251661312" behindDoc="1" locked="0" layoutInCell="1" allowOverlap="1" wp14:anchorId="12645AE4" wp14:editId="6A26C3AE">
+            <wp:simplePos x="0" y="0"/>
+            <wp:positionH relativeFrom="column">
+              <wp:posOffset>-593090</wp:posOffset>
+            </wp:positionH>
+            <wp:positionV relativeFrom="paragraph">
+              <wp:posOffset>243205</wp:posOffset>
+            </wp:positionV>
+            <wp:extent cx="7064375" cy="2758440"/>
+            <wp:effectExtent l="0" t="0" r="3175" b="3810"/>
+            <wp:wrapTight wrapText="bothSides">
+              <wp:wrapPolygon edited="0">
+                <wp:start x="0" y="0"/>
+                <wp:lineTo x="0" y="21481"/>
+                <wp:lineTo x="21551" y="21481"/>
+                <wp:lineTo x="21551" y="0"/>
+                <wp:lineTo x="0" y="0"/>
+              </wp:wrapPolygon>
+            </wp:wrapTight>
+            <wp:docPr id="799491409" name="Imagen 3" descr="Escala de tiempo&#10;&#10;El contenido generado por IA puede ser incorrecto."/>
+            <wp:cNvGraphicFramePr>
+              <a:graphicFrameLocks xmlns:a="http://schemas.openxmlformats.org/drawingml/2006/main" noChangeAspect="1"/>
+            </wp:cNvGraphicFramePr>
+            <a:graphic xmlns:a="http://schemas.openxmlformats.org/drawingml/2006/main">
+              <a:graphicData uri="http://schemas.openxmlformats.org/drawingml/2006/picture">
+                <pic:pic xmlns:pic="http://schemas.openxmlformats.org/drawingml/2006/picture">
+                  <pic:nvPicPr>
+                    <pic:cNvPr id="799491409" name="Imagen 3" descr="Escala de tiempo&#10;&#10;El contenido generado por IA puede ser incorrecto."/>
+                    <pic:cNvPicPr>
+                      <a:picLocks noChangeAspect="1" noChangeArrowheads="1"/>
+                    </pic:cNvPicPr>
+                  </pic:nvPicPr>
+                  <pic:blipFill>
+                    <a:blip r:embed="rId15">
+                      <a:extLst>
+                        <a:ext uri="{28A0092B-C50C-407E-A947-70E740481C1C}">
+                          <a14:useLocalDpi xmlns:a14="http://schemas.microsoft.com/office/drawing/2010/main" val="0"/>
+                        </a:ext>
+                      </a:extLst>
+                    </a:blip>
+                    <a:srcRect/>
+                    <a:stretch>
+                      <a:fillRect/>
+                    </a:stretch>
+                  </pic:blipFill>
+                  <pic:spPr bwMode="auto">
+                    <a:xfrm>
+                      <a:off x="0" y="0"/>
+                      <a:ext cx="7064375" cy="2758440"/>
+                    </a:xfrm>
+                    <a:prstGeom prst="rect">
+                      <a:avLst/>
+                    </a:prstGeom>
+                    <a:noFill/>
+                    <a:ln>
+                      <a:noFill/>
+                    </a:ln>
+                  </pic:spPr>
+                </pic:pic>
+              </a:graphicData>
+            </a:graphic>
+            <wp14:sizeRelH relativeFrom="margin">
+              <wp14:pctWidth>0</wp14:pctWidth>
+            </wp14:sizeRelH>
+            <wp14:sizeRelV relativeFrom="margin">
+              <wp14:pctHeight>0</wp14:pctHeight>
+            </wp14:sizeRelV>
+          </wp:anchor>
+        </w:drawing>
+      </w:r>
+    </w:p>
     <w:sectPr>
       <w:pgSz w:w="12240" w:h="15840"/>
       <w:pgMar w:top="1417" w:right="1701" w:bottom="1417" w:left="1701" w:header="708" w:footer="708" w:gutter="0"/>
@@ -2386,6 +2846,119 @@
     </w:lvl>
   </w:abstractNum>
   <w:abstractNum w:abstractNumId="7" w15:restartNumberingAfterBreak="0">
+    <w:nsid w:val="36D00338"/>
+    <w:multiLevelType w:val="hybridMultilevel"/>
+    <w:tmpl w:val="DC0C5EF6"/>
+    <w:lvl w:ilvl="0" w:tplc="240A0001">
+      <w:start w:val="1"/>
+      <w:numFmt w:val="bullet"/>
+      <w:lvlText w:val=""/>
+      <w:lvlJc w:val="left"/>
+      <w:pPr>
+        <w:ind w:left="720" w:hanging="360"/>
+      </w:pPr>
+      <w:rPr>
+        <w:rFonts w:ascii="Symbol" w:hAnsi="Symbol" w:hint="default"/>
+      </w:rPr>
+    </w:lvl>
+    <w:lvl w:ilvl="1" w:tplc="240A0003" w:tentative="1">
+      <w:start w:val="1"/>
+      <w:numFmt w:val="bullet"/>
+      <w:lvlText w:val="o"/>
+      <w:lvlJc w:val="left"/>
+      <w:pPr>
+        <w:ind w:left="1440" w:hanging="360"/>
+      </w:pPr>
+      <w:rPr>
+        <w:rFonts w:ascii="Courier New" w:hAnsi="Courier New" w:cs="Courier New" w:hint="default"/>
+      </w:rPr>
+    </w:lvl>
+    <w:lvl w:ilvl="2" w:tplc="240A0005" w:tentative="1">
+      <w:start w:val="1"/>
+      <w:numFmt w:val="bullet"/>
+      <w:lvlText w:val=""/>
+      <w:lvlJc w:val="left"/>
+      <w:pPr>
+        <w:ind w:left="2160" w:hanging="360"/>
+      </w:pPr>
+      <w:rPr>
+        <w:rFonts w:ascii="Wingdings" w:hAnsi="Wingdings" w:hint="default"/>
+      </w:rPr>
+    </w:lvl>
+    <w:lvl w:ilvl="3" w:tplc="240A0001" w:tentative="1">
+      <w:start w:val="1"/>
+      <w:numFmt w:val="bullet"/>
+      <w:lvlText w:val=""/>
+      <w:lvlJc w:val="left"/>
+      <w:pPr>
+        <w:ind w:left="2880" w:hanging="360"/>
+      </w:pPr>
+      <w:rPr>
+        <w:rFonts w:ascii="Symbol" w:hAnsi="Symbol" w:hint="default"/>
+      </w:rPr>
+    </w:lvl>
+    <w:lvl w:ilvl="4" w:tplc="240A0003" w:tentative="1">
+      <w:start w:val="1"/>
+      <w:numFmt w:val="bullet"/>
+      <w:lvlText w:val="o"/>
+      <w:lvlJc w:val="left"/>
+      <w:pPr>
+        <w:ind w:left="3600" w:hanging="360"/>
+      </w:pPr>
+      <w:rPr>
+        <w:rFonts w:ascii="Courier New" w:hAnsi="Courier New" w:cs="Courier New" w:hint="default"/>
+      </w:rPr>
+    </w:lvl>
+    <w:lvl w:ilvl="5" w:tplc="240A0005" w:tentative="1">
+      <w:start w:val="1"/>
+      <w:numFmt w:val="bullet"/>
+      <w:lvlText w:val=""/>
+      <w:lvlJc w:val="left"/>
+      <w:pPr>
+        <w:ind w:left="4320" w:hanging="360"/>
+      </w:pPr>
+      <w:rPr>
+        <w:rFonts w:ascii="Wingdings" w:hAnsi="Wingdings" w:hint="default"/>
+      </w:rPr>
+    </w:lvl>
+    <w:lvl w:ilvl="6" w:tplc="240A0001" w:tentative="1">
+      <w:start w:val="1"/>
+      <w:numFmt w:val="bullet"/>
+      <w:lvlText w:val=""/>
+      <w:lvlJc w:val="left"/>
+      <w:pPr>
+        <w:ind w:left="5040" w:hanging="360"/>
+      </w:pPr>
+      <w:rPr>
+        <w:rFonts w:ascii="Symbol" w:hAnsi="Symbol" w:hint="default"/>
+      </w:rPr>
+    </w:lvl>
+    <w:lvl w:ilvl="7" w:tplc="240A0003" w:tentative="1">
+      <w:start w:val="1"/>
+      <w:numFmt w:val="bullet"/>
+      <w:lvlText w:val="o"/>
+      <w:lvlJc w:val="left"/>
+      <w:pPr>
+        <w:ind w:left="5760" w:hanging="360"/>
+      </w:pPr>
+      <w:rPr>
+        <w:rFonts w:ascii="Courier New" w:hAnsi="Courier New" w:cs="Courier New" w:hint="default"/>
+      </w:rPr>
+    </w:lvl>
+    <w:lvl w:ilvl="8" w:tplc="240A0005" w:tentative="1">
+      <w:start w:val="1"/>
+      <w:numFmt w:val="bullet"/>
+      <w:lvlText w:val=""/>
+      <w:lvlJc w:val="left"/>
+      <w:pPr>
+        <w:ind w:left="6480" w:hanging="360"/>
+      </w:pPr>
+      <w:rPr>
+        <w:rFonts w:ascii="Wingdings" w:hAnsi="Wingdings" w:hint="default"/>
+      </w:rPr>
+    </w:lvl>
+  </w:abstractNum>
+  <w:abstractNum w:abstractNumId="8" w15:restartNumberingAfterBreak="0">
     <w:nsid w:val="404A06D1"/>
     <w:multiLevelType w:val="multilevel"/>
     <w:tmpl w:val="432EA33C"/>
@@ -2534,7 +3107,7 @@
       </w:rPr>
     </w:lvl>
   </w:abstractNum>
-  <w:abstractNum w:abstractNumId="8" w15:restartNumberingAfterBreak="0">
+  <w:abstractNum w:abstractNumId="9" w15:restartNumberingAfterBreak="0">
     <w:nsid w:val="4AB242DB"/>
     <w:multiLevelType w:val="multilevel"/>
     <w:tmpl w:val="40F436F4"/>
@@ -2683,7 +3256,7 @@
       </w:rPr>
     </w:lvl>
   </w:abstractNum>
-  <w:abstractNum w:abstractNumId="9" w15:restartNumberingAfterBreak="0">
+  <w:abstractNum w:abstractNumId="10" w15:restartNumberingAfterBreak="0">
     <w:nsid w:val="4B8F7C8B"/>
     <w:multiLevelType w:val="multilevel"/>
     <w:tmpl w:val="75E8E68E"/>
@@ -2832,7 +3405,7 @@
       </w:rPr>
     </w:lvl>
   </w:abstractNum>
-  <w:abstractNum w:abstractNumId="10" w15:restartNumberingAfterBreak="0">
+  <w:abstractNum w:abstractNumId="11" w15:restartNumberingAfterBreak="0">
     <w:nsid w:val="5031391D"/>
     <w:multiLevelType w:val="hybridMultilevel"/>
     <w:tmpl w:val="6C3CC610"/>
@@ -2945,7 +3518,7 @@
       </w:rPr>
     </w:lvl>
   </w:abstractNum>
-  <w:abstractNum w:abstractNumId="11" w15:restartNumberingAfterBreak="0">
+  <w:abstractNum w:abstractNumId="12" w15:restartNumberingAfterBreak="0">
     <w:nsid w:val="563D2C25"/>
     <w:multiLevelType w:val="multilevel"/>
     <w:tmpl w:val="82DC98E6"/>
@@ -3094,7 +3667,7 @@
       </w:rPr>
     </w:lvl>
   </w:abstractNum>
-  <w:abstractNum w:abstractNumId="12" w15:restartNumberingAfterBreak="0">
+  <w:abstractNum w:abstractNumId="13" w15:restartNumberingAfterBreak="0">
     <w:nsid w:val="5ECF7584"/>
     <w:multiLevelType w:val="multilevel"/>
     <w:tmpl w:val="360E0792"/>
@@ -3243,7 +3816,7 @@
       </w:rPr>
     </w:lvl>
   </w:abstractNum>
-  <w:abstractNum w:abstractNumId="13" w15:restartNumberingAfterBreak="0">
+  <w:abstractNum w:abstractNumId="14" w15:restartNumberingAfterBreak="0">
     <w:nsid w:val="63656999"/>
     <w:multiLevelType w:val="multilevel"/>
     <w:tmpl w:val="E310687A"/>
@@ -3392,7 +3965,7 @@
       </w:rPr>
     </w:lvl>
   </w:abstractNum>
-  <w:abstractNum w:abstractNumId="14" w15:restartNumberingAfterBreak="0">
+  <w:abstractNum w:abstractNumId="15" w15:restartNumberingAfterBreak="0">
     <w:nsid w:val="63C01733"/>
     <w:multiLevelType w:val="multilevel"/>
     <w:tmpl w:val="746A65B6"/>
@@ -3541,7 +4114,7 @@
       </w:rPr>
     </w:lvl>
   </w:abstractNum>
-  <w:abstractNum w:abstractNumId="15" w15:restartNumberingAfterBreak="0">
+  <w:abstractNum w:abstractNumId="16" w15:restartNumberingAfterBreak="0">
     <w:nsid w:val="6F887DCE"/>
     <w:multiLevelType w:val="multilevel"/>
     <w:tmpl w:val="4A086DCC"/>
@@ -3690,7 +4263,7 @@
       </w:rPr>
     </w:lvl>
   </w:abstractNum>
-  <w:abstractNum w:abstractNumId="16" w15:restartNumberingAfterBreak="0">
+  <w:abstractNum w:abstractNumId="17" w15:restartNumberingAfterBreak="0">
     <w:nsid w:val="701115AA"/>
     <w:multiLevelType w:val="multilevel"/>
     <w:tmpl w:val="A1468E4A"/>
@@ -3803,7 +4376,7 @@
       </w:pPr>
     </w:lvl>
   </w:abstractNum>
-  <w:abstractNum w:abstractNumId="17" w15:restartNumberingAfterBreak="0">
+  <w:abstractNum w:abstractNumId="18" w15:restartNumberingAfterBreak="0">
     <w:nsid w:val="75080ADE"/>
     <w:multiLevelType w:val="multilevel"/>
     <w:tmpl w:val="38044196"/>
@@ -3952,7 +4525,7 @@
       </w:rPr>
     </w:lvl>
   </w:abstractNum>
-  <w:abstractNum w:abstractNumId="18" w15:restartNumberingAfterBreak="0">
+  <w:abstractNum w:abstractNumId="19" w15:restartNumberingAfterBreak="0">
     <w:nsid w:val="7C52318C"/>
     <w:multiLevelType w:val="multilevel"/>
     <w:tmpl w:val="0B7A9EB2"/>
@@ -4101,7 +4674,7 @@
       </w:rPr>
     </w:lvl>
   </w:abstractNum>
-  <w:abstractNum w:abstractNumId="19" w15:restartNumberingAfterBreak="0">
+  <w:abstractNum w:abstractNumId="20" w15:restartNumberingAfterBreak="0">
     <w:nsid w:val="7D086C5F"/>
     <w:multiLevelType w:val="hybridMultilevel"/>
     <w:tmpl w:val="55CE2550"/>
@@ -4215,25 +4788,25 @@
     </w:lvl>
   </w:abstractNum>
   <w:num w:numId="1" w16cid:durableId="1183201308">
-    <w:abstractNumId w:val="18"/>
+    <w:abstractNumId w:val="19"/>
   </w:num>
   <w:num w:numId="2" w16cid:durableId="1413771313">
-    <w:abstractNumId w:val="8"/>
+    <w:abstractNumId w:val="9"/>
   </w:num>
   <w:num w:numId="3" w16cid:durableId="1138110112">
-    <w:abstractNumId w:val="14"/>
+    <w:abstractNumId w:val="15"/>
   </w:num>
   <w:num w:numId="4" w16cid:durableId="1960213734">
     <w:abstractNumId w:val="6"/>
   </w:num>
   <w:num w:numId="5" w16cid:durableId="636842335">
-    <w:abstractNumId w:val="16"/>
+    <w:abstractNumId w:val="17"/>
   </w:num>
   <w:num w:numId="6" w16cid:durableId="177081946">
     <w:abstractNumId w:val="4"/>
   </w:num>
   <w:num w:numId="7" w16cid:durableId="704520697">
-    <w:abstractNumId w:val="19"/>
+    <w:abstractNumId w:val="20"/>
   </w:num>
   <w:num w:numId="8" w16cid:durableId="669796573">
     <w:abstractNumId w:val="1"/>
@@ -4242,37 +4815,40 @@
     <w:abstractNumId w:val="2"/>
   </w:num>
   <w:num w:numId="10" w16cid:durableId="2019235264">
-    <w:abstractNumId w:val="12"/>
+    <w:abstractNumId w:val="13"/>
   </w:num>
   <w:num w:numId="11" w16cid:durableId="627861607">
     <w:abstractNumId w:val="3"/>
   </w:num>
   <w:num w:numId="12" w16cid:durableId="939751240">
-    <w:abstractNumId w:val="17"/>
+    <w:abstractNumId w:val="18"/>
   </w:num>
   <w:num w:numId="13" w16cid:durableId="1044989467">
-    <w:abstractNumId w:val="9"/>
+    <w:abstractNumId w:val="10"/>
   </w:num>
   <w:num w:numId="14" w16cid:durableId="747775403">
-    <w:abstractNumId w:val="11"/>
+    <w:abstractNumId w:val="12"/>
   </w:num>
   <w:num w:numId="15" w16cid:durableId="1872261800">
-    <w:abstractNumId w:val="7"/>
+    <w:abstractNumId w:val="8"/>
   </w:num>
   <w:num w:numId="16" w16cid:durableId="1274441274">
-    <w:abstractNumId w:val="13"/>
+    <w:abstractNumId w:val="14"/>
   </w:num>
   <w:num w:numId="17" w16cid:durableId="1093890712">
     <w:abstractNumId w:val="0"/>
   </w:num>
   <w:num w:numId="18" w16cid:durableId="1673022370">
-    <w:abstractNumId w:val="10"/>
+    <w:abstractNumId w:val="11"/>
   </w:num>
   <w:num w:numId="19" w16cid:durableId="1269659722">
-    <w:abstractNumId w:val="15"/>
+    <w:abstractNumId w:val="16"/>
   </w:num>
   <w:num w:numId="20" w16cid:durableId="846946707">
     <w:abstractNumId w:val="5"/>
+  </w:num>
+  <w:num w:numId="21" w16cid:durableId="85613271">
+    <w:abstractNumId w:val="7"/>
   </w:num>
 </w:numbering>
 </file>
@@ -5261,6 +5837,18 @@
     <w:uiPriority w:val="99"/>
     <w:rsid w:val="00E8438E"/>
   </w:style>
+  <w:style w:type="character" w:styleId="Hipervnculovisitado">
+    <w:name w:val="FollowedHyperlink"/>
+    <w:basedOn w:val="Fuentedeprrafopredeter"/>
+    <w:uiPriority w:val="99"/>
+    <w:semiHidden/>
+    <w:unhideWhenUsed/>
+    <w:rsid w:val="00D1442D"/>
+    <w:rPr>
+      <w:color w:val="96607D" w:themeColor="followedHyperlink"/>
+      <w:u w:val="single"/>
+    </w:rPr>
+  </w:style>
 </w:styles>
 </file>
 
